--- a/03_Entregables-diseño/SI - Ciclo II/1 - SI-SGCSSMA - Sistema de gestión de calidad, seguridad, salud y medio ambiente/Instrumentos de evaluación/CUESTIONARIOS Y EXÁMENES/CV4/CV4 Banco de preguntas.docx
+++ b/03_Entregables-diseño/SI - Ciclo II/1 - SI-SGCSSMA - Sistema de gestión de calidad, seguridad, salud y medio ambiente/Instrumentos de evaluación/CUESTIONARIOS Y EXÁMENES/CV4/CV4 Banco de preguntas.docx
@@ -788,7 +788,7 @@
           <w:color w:val="5A6A72"/>
           <w:sz w:val="19"/>
         </w:rPr>
-        <w:t>Cuadernillo CV4 · 1.3  ·  S19</w:t>
+        <w:t>Cuadernillo CV4 · 1.3 · Video V-004 · 06:23 · anexo A  ·  S19</w:t>
       </w:r>
     </w:p>
     <w:p>
@@ -912,7 +912,7 @@
           <w:color w:val="5A6A72"/>
           <w:sz w:val="19"/>
         </w:rPr>
-        <w:t>Cuadernillo CV4 · 1.3  ·  S19</w:t>
+        <w:t>Cuadernillo CV4 · 1.3 · Video V-004 · 06:23 · anexo A  ·  S19</w:t>
       </w:r>
     </w:p>
     <w:p>
@@ -1036,7 +1036,7 @@
           <w:color w:val="5A6A72"/>
           <w:sz w:val="19"/>
         </w:rPr>
-        <w:t>Cuadernillo CV4 · 1.3  ·  S19</w:t>
+        <w:t>Cuadernillo CV4 · 1.3 · Video V-004 · 06:51 · anexo A  ·  S19</w:t>
       </w:r>
     </w:p>
     <w:p>
@@ -1780,7 +1780,7 @@
           <w:color w:val="5A6A72"/>
           <w:sz w:val="19"/>
         </w:rPr>
-        <w:t>Cuadernillo CV4 · 2.1  ·  S20</w:t>
+        <w:t>Cuadernillo CV4 · 2.1 · Video V-004 · 07:43 · anexo A  ·  S20</w:t>
       </w:r>
     </w:p>
     <w:p>
@@ -1904,7 +1904,7 @@
           <w:color w:val="5A6A72"/>
           <w:sz w:val="19"/>
         </w:rPr>
-        <w:t>Cuadernillo CV4 · 2.1  ·  S20</w:t>
+        <w:t>Cuadernillo CV4 · 2.1 · Video V-004 · 07:19 · anexo A  ·  S20</w:t>
       </w:r>
     </w:p>
     <w:p>
@@ -3640,7 +3640,7 @@
           <w:color w:val="5A6A72"/>
           <w:sz w:val="19"/>
         </w:rPr>
-        <w:t>Cuadernillo CV4 · 3.2  ·  S21</w:t>
+        <w:t>Cuadernillo CV4 · 3.2 · Video V-005 · 01:27 · anexo B  ·  S21</w:t>
       </w:r>
     </w:p>
     <w:p>
@@ -3764,7 +3764,7 @@
           <w:color w:val="5A6A72"/>
           <w:sz w:val="19"/>
         </w:rPr>
-        <w:t>Cuadernillo CV4 · 3.2  ·  S21</w:t>
+        <w:t>Cuadernillo CV4 · 3.2 · Video V-005 · 01:27 · anexo B  ·  S21</w:t>
       </w:r>
     </w:p>
     <w:p>
@@ -3888,7 +3888,7 @@
           <w:color w:val="5A6A72"/>
           <w:sz w:val="19"/>
         </w:rPr>
-        <w:t>Cuadernillo CV4 · 3.2  ·  S21</w:t>
+        <w:t>Cuadernillo CV4 · 3.2 · Video V-005 · 02:26 · anexo B  ·  S21</w:t>
       </w:r>
     </w:p>
     <w:p>
@@ -4880,7 +4880,7 @@
           <w:color w:val="5A6A72"/>
           <w:sz w:val="19"/>
         </w:rPr>
-        <w:t>Cuadernillo CV4 · 4.1  ·  S22</w:t>
+        <w:t>Cuadernillo CV4 · 4.1 · Video V-005 · 04:00 · anexo B  ·  S22</w:t>
       </w:r>
     </w:p>
     <w:p>
@@ -5004,7 +5004,7 @@
           <w:color w:val="5A6A72"/>
           <w:sz w:val="19"/>
         </w:rPr>
-        <w:t>Cuadernillo CV4 · 4.1  ·  S22</w:t>
+        <w:t>Cuadernillo CV4 · 4.1 · Video V-005 · 04:00 · anexo B  ·  S22</w:t>
       </w:r>
     </w:p>
     <w:p>
